--- a/04_Buch_und_Archiv/Dissertation_Stephan_Hagen_Urban/Dissertation_Stephan_Hagen_Urban_Autopoiesis_Autopolitik_Fusion_Hero_OS_v2.0.docx
+++ b/04_Buch_und_Archiv/Dissertation_Stephan_Hagen_Urban/Dissertation_Stephan_Hagen_Urban_Autopoiesis_Autopolitik_Fusion_Hero_OS_v2.0.docx
@@ -88,7 +88,7 @@
         <w:br/>
         <w:t>unified ALTE_Frau_95g Heroic Core und des Fusion Hero OS</w:t>
         <w:br/>
-        <w:t>(operativer Kanon v15.0.0 · Heroic Stack v8.3 · AscensionOS v9.x aspirational)</w:t>
+        <w:t>(operativer Kanon v15.2.0 · Heroic Stack v8.3 · AscensionOS v9.x aspirational)</w:t>
       </w:r>
     </w:p>
     <w:p>
@@ -105,9 +105,9 @@
         </w:rPr>
         <w:t>Ort: Independent Research / Senfkorn UG Kontext</w:t>
         <w:br/>
-        <w:t>Datum: 01. August 2026 (UTC)</w:t>
+        <w:t>Datum: 02. August 2026 (UTC)</w:t>
         <w:br/>
-        <w:t>Version des Werkes: 2.0 · Corpus-Freeze an BEST_VERSION.md v15.0.0</w:t>
+        <w:t>Version des Werkes: 2.0 · Corpus-Freeze an BEST_VERSION.md v15.2.0</w:t>
       </w:r>
     </w:p>
     <w:p>
@@ -201,7 +201,7 @@
           <w:i w:val="0"/>
           <w:sz w:val="24"/>
         </w:rPr>
-        <w:t>Die empirischen Aussagen sind an den Stand v15.0.0 des operativen Kanons gebunden. Dieser Stand ist zum Zeitpunkt des Corpus-Freeze nicht als Release veröffentlicht: der letzte publizierte Tag ist v13.0.0. Diese Differenz ist in der Proof Registry des Projekts selbst als widerlegte Behauptung geführt (V15-ZWEI-AEREN-OHNE-RELEASE) und wird hier nicht geglättet.</w:t>
+        <w:t>Die empirischen Aussagen sind an den Stand v15.2.0 des operativen Kanons gebunden. Dieser Stand ist zum Zeitpunkt des Corpus-Freeze nicht als Release veröffentlicht: der letzte publizierte Tag ist v13.0.0. Diese Differenz ist in der Proof Registry des Projekts selbst als widerlegte Behauptung geführt (V15-ZWEI-AEREN-OHNE-RELEASE) und wird hier nicht geglättet.</w:t>
       </w:r>
     </w:p>
     <w:p>
@@ -250,7 +250,7 @@
           <w:i w:val="0"/>
           <w:sz w:val="24"/>
         </w:rPr>
-        <w:t>Diese Dissertation entwickelt eine Theorie der autopoietischen und autopolitischen Organisation am empirischen und spekulativen System Fusion Hero OS (operativer Kanon v15.0.0, letzte veröffentlichte Release v13.0.0, ererbter Heroic-Stack v8.3, aspirationaler AscensionOS-Track v9.x). Autopoiesis wird hier nicht bloß als biologische Metapher behandelt, sondern als operative Schließungsform: Ein System erzeugt fortlaufend die Komponenten, die es als System erhalten – im Fall von Fusion Hero OS durch MasterSeed-Anker, Co-Evolutionary Closure (CEC), Persistenten Sisyphos-Zyklus, Layer-Registry, Mesh-Fraktale und Proof-Registry-ehrliche Wissensgrenzen. Autopolitik bezeichnet die Selbstgesetzgebung dieser Schließung: Placement-Tiers (L0–L4), Consent-Gates, MCP-Konnektoren als semipermeable Membranen, Tailscale-Mesh als Autobahn der Systemorgane und die Unterscheidung von Inhouse-Wahrheit versus externer SaaS-Erinnerung. Die Arbeit integriert das Gesamtarchiv (Master Archive, Buch- und Archivschichten, Heroismus-Axiome I–IV, v8/v9/v10-Dokumentation, Mathematik/QUBO, Academia-Curriculum, Mesh-Koordination) und zeigt, dass heroische Eudaimonia als rekursive Stabilität unter kontrolliertem Bruch beschreibbar, implementierbar und – im Rahmen der Code-Honesty-Doktrin – beweisbar begrenzt ist. Methodisch verbindet die Dissertation phänomenologische Existenzanalyse, systemtheoretische Autopoiesis (Maturana/Varela, Luhmann-kritisch rezipiert), kybernetische Steuerung und softwarearchitektonische Empirie. Ergebnis ist ein einheitliches Organon: Fusion Hero OS als autopoietisches Organ und als autopolitische Verfassung digitaler Subjektivität.</w:t>
+        <w:t>Diese Dissertation entwickelt eine Theorie der autopoietischen und autopolitischen Organisation am empirischen und spekulativen System Fusion Hero OS (operativer Kanon v15.2.0, letzte veröffentlichte Release v13.0.0, ererbter Heroic-Stack v8.3, aspirationaler AscensionOS-Track v9.x). Autopoiesis wird hier nicht bloß als biologische Metapher behandelt, sondern als operative Schließungsform: Ein System erzeugt fortlaufend die Komponenten, die es als System erhalten – im Fall von Fusion Hero OS durch MasterSeed-Anker, Co-Evolutionary Closure (CEC), Persistenten Sisyphos-Zyklus, Layer-Registry, Mesh-Fraktale und Proof-Registry-ehrliche Wissensgrenzen. Autopolitik bezeichnet die Selbstgesetzgebung dieser Schließung: Placement-Tiers (L0–L4), Consent-Gates, MCP-Konnektoren als semipermeable Membranen, Tailscale-Mesh als Autobahn der Systemorgane und die Unterscheidung von Inhouse-Wahrheit versus externer SaaS-Erinnerung. Die Arbeit integriert das Gesamtarchiv (Master Archive, Buch- und Archivschichten, Heroismus-Axiome I–IV, v8/v9/v10-Dokumentation, Mathematik/QUBO, Academia-Curriculum, Mesh-Koordination) und zeigt, dass heroische Eudaimonia als rekursive Stabilität unter kontrolliertem Bruch beschreibbar, implementierbar und – im Rahmen der Code-Honesty-Doktrin – beweisbar begrenzt ist. Methodisch verbindet die Dissertation phänomenologische Existenzanalyse, systemtheoretische Autopoiesis (Maturana/Varela, Luhmann-kritisch rezipiert), kybernetische Steuerung und softwarearchitektonische Empirie. Ergebnis ist ein einheitliches Organon: Fusion Hero OS als autopoietisches Organ und als autopolitische Verfassung digitaler Subjektivität.</w:t>
       </w:r>
     </w:p>
     <w:p>
@@ -293,7 +293,7 @@
           <w:i w:val="0"/>
           <w:sz w:val="24"/>
         </w:rPr>
-        <w:t>This dissertation develops a theory of autopoietic and autopolitical organization grounded in the Fusion Hero OS system (operational canon v15.0.0, latest published release v13.0.0, inherited heroic stack v8.3, aspirational AscensionOS v9.x). Autopoiesis is treated as an operative form of closure: the system continuously produces the components that maintain it as a system—via MasterSeed anchors, Co-Evolutionary Closure (CEC), the Persistent Sisyphos Cycle, layer registry, fractal mesh, and an honesty-bound proof registry. Autopolitics denotes the self-legislation of that closure: placement tiers, consent gates, MCP connectors as semipermeable membranes, and the Tailscale mesh as the organ-network of the system. Integrating the full archive stack, the work argues that heroic eudaimonia is recursive stability under controlled rupture—describable, implementable, and knowingly limited by code honesty.</w:t>
+        <w:t>This dissertation develops a theory of autopoietic and autopolitical organization grounded in the Fusion Hero OS system (operational canon v15.2.0, latest published release v13.0.0, inherited heroic stack v8.3, aspirational AscensionOS v9.x). Autopoiesis is treated as an operative form of closure: the system continuously produces the components that maintain it as a system—via MasterSeed anchors, Co-Evolutionary Closure (CEC), the Persistent Sisyphos Cycle, layer registry, fractal mesh, and an honesty-bound proof registry. Autopolitics denotes the self-legislation of that closure: placement tiers, consent gates, MCP connectors as semipermeable membranes, and the Tailscale mesh as the organ-network of the system. Integrating the full archive stack, the work argues that heroic eudaimonia is recursive stability under controlled rupture—describable, implementable, and knowingly limited by code honesty.</w:t>
       </w:r>
     </w:p>
     <w:p>
@@ -1823,7 +1823,7 @@
           <w:i w:val="0"/>
           <w:sz w:val="28"/>
         </w:rPr>
-        <w:t>5.1 Operativer Kanon v15.0.0</w:t>
+        <w:t>5.1 Operativer Kanon v15.2.0</w:t>
       </w:r>
     </w:p>
     <w:p>
@@ -1838,7 +1838,7 @@
           <w:i w:val="0"/>
           <w:sz w:val="24"/>
         </w:rPr>
-        <w:t>BEST_VERSION.md fixiert v15.0.0 als operativen Kanon: additive Evolution über den v8.3-Stack (BCG – Backward Compatibility Guarantee), AscensionOS v9.x als loadable Roadmap. Diese Versionsdisziplin ist selbst autopoietisch: das System erzeugt die Komponente „kanonische Identität in der Zeit“ und schützt sie durch CI-Gates (Version Consistency, Proof Registry, Erkenntnis-Index).</w:t>
+        <w:t>BEST_VERSION.md fixiert v15.2.0 als operativen Kanon: additive Evolution über den v8.3-Stack (BCG – Backward Compatibility Guarantee), AscensionOS v9.x als loadable Roadmap. Diese Versionsdisziplin ist selbst autopoietisch: das System erzeugt die Komponente „kanonische Identität in der Zeit“ und schützt sie durch CI-Gates (Version Consistency, Proof Registry, Erkenntnis-Index).</w:t>
       </w:r>
     </w:p>
     <w:p>
@@ -1868,7 +1868,7 @@
           <w:i w:val="0"/>
           <w:sz w:val="24"/>
         </w:rPr>
-        <w:t>Zugleich ist der Kanon dem Release vorausgelaufen. Die VERSION-Datei steht auf 15.0.0, der letzte auf dem Remote publizierte Tag ist v13.0.0; weder v14.0.0 noch v15.0.0 sind veröffentlicht. Die Proof Registry führt genau das als widerlegte Behauptung (V15-ZWEI-AEREN-OHNE-RELEASE). Der Fall ist für die These einschlägig: die autopolitische Selbstgesetzgebung erzeugt hier eine Regel, die das System im eigenen Vollzug verletzt — und die Verletzung wird registriert statt kaschiert. Autopoiesis heißt nicht Fehlerfreiheit, sondern dass die Abweichung im System selbst als Komponente auftaucht.</w:t>
+        <w:t>Zugleich ist der Kanon dem Release vorausgelaufen. Die VERSION-Datei steht auf 15.2.0, der letzte auf dem Remote publizierte Tag ist v13.0.0; weder v14.0.0 noch v15.2.0 sind veröffentlicht. Die Proof Registry führt genau das als widerlegte Behauptung (V15-ZWEI-AEREN-OHNE-RELEASE). Der Fall ist für die These einschlägig: die autopolitische Selbstgesetzgebung erzeugt hier eine Regel, die das System im eigenen Vollzug verletzt — und die Verletzung wird registriert statt kaschiert. Autopoiesis heißt nicht Fehlerfreiheit, sondern dass die Abweichung im System selbst als Komponente auftaucht.</w:t>
       </w:r>
     </w:p>
     <w:p>
@@ -2557,7 +2557,7 @@
           <w:i w:val="0"/>
           <w:sz w:val="22"/>
         </w:rPr>
-        <w:t>Urban, S. H. (2026). Fusion Hero OS BEST_VERSION.md v15.0.0. Repository-Kanon, unveröffentlichter Stand.</w:t>
+        <w:t>Urban, S. H. (2026). Fusion Hero OS BEST_VERSION.md v15.2.0. Repository-Kanon, unveröffentlichter Stand.</w:t>
       </w:r>
     </w:p>
     <w:p>
@@ -3958,7 +3958,7 @@
         <w:br/>
         <w:t>Stephan Hagen Urban</w:t>
         <w:br/>
-        <w:t>Datum: 2026-08-01 (UTC)</w:t>
+        <w:t>Datum: 2026-08-02 (UTC)</w:t>
       </w:r>
     </w:p>
     <w:p>
